--- a/TRPT_Stacked_Rotor_Analysis.docx
+++ b/TRPT_Stacked_Rotor_Analysis.docx
@@ -31,6 +31,21 @@
     <w:p/>
     <w:p>
       <w:pPr>
+        <w:spacing w:after="200"/>
+        <w:ind w:left="360"/>
+        <w:jc w:val="left"/>
+      </w:pPr>
+      <w:r>
+        <w:rPr>
+          <w:i/>
+          <w:color w:val="804000"/>
+          <w:sz w:val="19"/>
+        </w:rPr>
+        <w:t>Corrigendum (April 2026): This analysis was performed at a fixed rated wind speed of v = 11 m/s for all rotors. A corrected analysis applying the Hellmann wind-shear profile (v ∝ h^0.14, V_ref = 11 m/s at 30 m) is presented in TRPT_Conical_Stack_Analysis.docx. Wind shear increases rotor power at higher altitudes: v(45 m) ≈ 12.87 m/s and v(30 m) ≈ 12.14 m/s (the lower rotor is below the 30 m reference height in the single-rotor case). The corrected 3-rotor P/W is approximately 27–29% above the single-rotor baseline (consistent with this document), but absolute power values are higher once shear is applied. In addition, centrifugal force figures in §6.1 of this document have been corrected: the blade centre of mass was previously taken as r_cm = 0.6 × R = 3.0 m; the correct value is r_cm = r_hub + 0.6 × span = 3.8 m (see §6.1 below).</w:t>
+      </w:r>
+    </w:p>
+    <w:p>
+      <w:pPr>
         <w:pStyle w:val="Heading1"/>
       </w:pPr>
       <w:r>
@@ -53,7 +68,7 @@
         <w:spacing w:after="120"/>
       </w:pPr>
       <w:r>
-        <w:t>Key findings: (1) Fewer blades produces a lighter ring frame because the relevant structural group scales as n · sin¹·⁵(π/n) · cos⁰·⁵(π/n), which peaks near n = 5 and is lowest at n = 3. With blade mass approximately constant across n_blades (optimal chord ∝ 1/n), the 3-blade configuration achieves the highest specific power at ~514 W/kg. (2) Stacking rotors multiplies power but incurs a non-linear ring mass penalty: the bottom TRPT section carries cumulative torque from all rotors above, requiring tube outer diameter Do ∝ k^0.25 per section k, so ring mass per section scales as k^0.5. This gives a P/W ratio of ~412 W/kg for n_r = 2 and ~382 W/kg for n_r = 3 (5-blade design). (3) The inclined TRPT geometry (β ≥ ~22°) places successive rotors outside each other's wake cone, making stacked TRPT effectively wake-free at the current 30° elevation angle — a significant advantage over conventional tandem wind turbine arrays. (4) Centrifugal blade loads at rated speed dominate hub ring loading (~2685 N outward vs ~750 N inward from tether tension), putting the hub ring in net hoop tension — consistent with observed centripetal stretching in physical experiments. The compression-sized CFRP tube carries this tensile load with a factor of safety &gt; 100.</w:t>
+        <w:t>Key findings: (1) Fewer blades produces a lighter ring frame because the relevant structural group scales as n · sin¹·⁵(π/n) · cos⁰·⁵(π/n), which peaks near n = 5 and is lowest at n = 3. With blade mass approximately constant across n_blades (optimal chord ∝ 1/n), the 3-blade configuration achieves the highest specific power at ~514 W/kg. (2) Stacking rotors multiplies power but incurs a non-linear ring mass penalty: the bottom TRPT section carries cumulative torque from all rotors above, requiring tube outer diameter Do ∝ k^0.25 per section k, so ring mass per section scales as k^0.5. This gives a P/W ratio of ~412 W/kg for n_r = 2 and ~382 W/kg for n_r = 3 (5-blade design). (3) The inclined TRPT geometry (β ≥ ~22°) places successive rotors outside each other's wake cone, making stacked TRPT effectively wake-free at the current 30° elevation angle — a significant advantage over conventional tandem wind turbine arrays. (4) Centrifugal blade loads at rated speed dominate hub ring loading (~3402 N outward vs ~750 N inward from tether tension), putting the hub ring in net hoop tension — consistent with observed centripetal stretching in physical experiments. The compression-sized CFRP tube carries this tensile load with a factor of safety &gt; 100.</w:t>
       </w:r>
     </w:p>
     <w:p>
@@ -93,7 +108,7 @@
         <w:pStyle w:val="Heading2"/>
       </w:pPr>
       <w:r>
-        <w:t>2.2  Blade Mass Scaling</w:t>
+        <w:t>2.2  Blade Geometry and Mass Scaling</w:t>
       </w:r>
     </w:p>
     <w:p>
@@ -101,7 +116,15 @@
         <w:spacing w:after="120"/>
       </w:pPr>
       <w:r>
-        <w:t>For a fixed rotor radius R and power coefficient, the aerodynamically optimal blade chord c ∝ 1/n_blades (Betz-optimal solidity theorem). Assuming blade mass scales with planform area (m_blade ∝ chord × R × thickness), the mass of a single blade scales as 1/n_blades, so the total rotor blade mass m_blades = n_blades × m_blade_each is approximately constant as n_blades varies at fixed R and rated power. This holds empirically across the 4–12 kW AeroDyn dataset (all designs use ≈ 11 kg total blade mass at R = 5 m). Consequently, blade mass does not drive the n_blades optimisation.</w:t>
+        <w:t>TRPT blades are annular (not full-disc): the inner tip is attached to the hub ring at r_hub = trpt_hub_radius = 2.0 m; the outer tip is at R = rotor_radius = 5.0 m; blade span = R − r_hub = 3.0 m. The AeroDyn BEM Cp and CT coefficients are normalised to the full disc area πR² by convention; the inner hub region (r &lt; 2 m) contributes negligibly at operational TSR (local TSR at r_hub ≈ 1.64), so using πR² with the BEM coefficients is consistent with the physical swept annulus. This annular geometry is a core feature of the TRPT design, not an approximation.</w:t>
+      </w:r>
+    </w:p>
+    <w:p>
+      <w:pPr>
+        <w:spacing w:after="120"/>
+      </w:pPr>
+      <w:r>
+        <w:t>For a fixed rotor radius R and power coefficient, the aerodynamically optimal blade chord c ∝ 1/n_blades (Betz-optimal solidity theorem). Assuming blade mass scales with planform area (m_blade ∝ chord × span × thickness), the mass of a single blade scales as 1/n_blades, so the total rotor blade mass m_blades = n_blades × m_blade_each is approximately constant as n_blades varies at fixed R and rated power. This holds empirically across the 4–12 kW AeroDyn dataset (all designs use ≈ 11 kg total blade mass at R = 5 m). Consequently, blade mass does not drive the n_blades optimisation.</w:t>
       </w:r>
     </w:p>
     <w:p>
@@ -1178,7 +1201,7 @@
         <w:spacing w:after="120"/>
       </w:pPr>
       <w:r>
-        <w:t>Outward: spinning blades exert centrifugal force on the hub attachment ring. For total blade mass m_blades = 11 kg with centre of mass at 60% span (r_cm = 0.6 × 5 = 3 m), rated angular speed ω = TSR × v / R = 4.1 × 11/5 = 9.02 rad/s gives: F_centrifugal = m_blades × ω² × r_cm = 11 × 81.4 × 3 = 2685 N outward. This is independent of n_blades (total blade mass is approximately constant).</w:t>
+        <w:t>Outward: spinning blades exert centrifugal force on the hub attachment ring. Blades are annular: inner tip at r_hub = 2.0 m, outer tip at R = 5.0 m, span = 3.0 m. The blade centre of mass is at 60% of span from the inner tip: r_cm = r_hub + 0.6 × span = 2.0 + 0.6 × 3.0 = 3.8 m. Rated angular speed ω = TSR × v / R = 4.1 × 11/5 = 9.02 rad/s gives: F_centrifugal = m_blades × ω² × r_cm = 11 × 81.4 × 3.8 = 3402 N outward. This is independent of n_blades (total blade mass is approximately constant).</w:t>
       </w:r>
     </w:p>
     <w:p>
@@ -1186,7 +1209,7 @@
         <w:spacing w:after="120"/>
       </w:pPr>
       <w:r>
-        <w:t>At rated speed, the centrifugal load (2685 N) exceeds the inward tether compression (777 N for n_b = 5) by a factor of 3.5, so the hub ring is in net hoop tension of ≈ 1908 N. This is fully consistent with the experimental observation of the rotor being 'stretched out' centripetally at the blade attachment points. The effect is more pronounced for fewer blades (less inward tether force) and at higher rotational speeds or lower elevation angles.</w:t>
+        <w:t>At rated speed, the centrifugal load (3402 N) exceeds the inward tether compression (777 N for n_b = 5) by a factor of 4.4, so the hub ring is in net hoop tension of ≈ 2625 N. This is fully consistent with the experimental observation of the rotor being 'stretched out' centripetally at the blade attachment points. The effect is more pronounced for fewer blades (less inward tether force) and at higher rotational speeds or lower elevation angles.</w:t>
       </w:r>
     </w:p>
     <w:p>
@@ -1202,7 +1225,7 @@
         <w:spacing w:after="120"/>
       </w:pPr>
       <w:r>
-        <w:t>The CFRP tube sized for column buckling of intermediate rings (Do = 19.7 mm, t = 0.99 mm, E = 70 GPa) is massively overdesigned for hoop tension on the hub ring. At 1908 N net outward, the hoop tension per segment is ≈ 325 N. The tube cross-section area is ≈ 61 mm²; with CFRP tensile strength ≈ 700 MPa, the tensile factor of safety exceeds 100. The practical design constraint at the hub ring is therefore the blade attachment connector (clevis or swaged end-fitting), which must handle the individual centrifugal load per blade (≈ 537 N for n_b = 5) as well as the aerodynamic thrust and lift loads.</w:t>
+        <w:t>The CFRP tube sized for column buckling of intermediate rings (Do = 19.7 mm, t = 0.99 mm, E = 70 GPa) is massively overdesigned for hoop tension on the hub ring. At 2625 N net outward, the hoop tension per segment is ≈ 525 N. The tube cross-section area is ≈ 61 mm²; with CFRP tensile strength ≈ 700 MPa, the tensile factor of safety exceeds 100. The practical design constraint at the hub ring is therefore the blade attachment connector (clevis or swaged end-fitting), which must handle the individual centrifugal load per blade (≈ 680 N for n_b = 5) as well as the aerodynamic thrust and lift loads.</w:t>
       </w:r>
     </w:p>
     <w:p>
@@ -1311,7 +1334,7 @@
         <w:spacing w:after="120"/>
       </w:pPr>
       <w:r>
-        <w:t>3. The hub ring is in net hoop tension at rated speed, not compression. Centrifugal blade loads (2685 N) exceed tether compression (~750–1000 N) for all n_blades tested. The hub ring structural check should be a tensile hoop calculation, not a column buckling check. Intermediate rings remain compression-governed as before.</w:t>
+        <w:t>3. The hub ring is in net hoop tension at rated speed, not compression. Centrifugal blade loads (3402 N, using corrected blade CoM at r_cm = 3.8 m) exceed tether compression (~750–1000 N) for all n_blades tested. The hub ring structural check should be a tensile hoop calculation, not a column buckling check. Intermediate rings remain compression-governed as before.</w:t>
       </w:r>
     </w:p>
     <w:p>
